--- a/ELISEEV_CV_ENG.docx
+++ b/ELISEEV_CV_ENG.docx
@@ -688,151 +688,8 @@
                   <w:rFonts w:ascii="Arial" w:hAnsi="Arial" w:cs="Arial"/>
                   <w:sz w:val="20"/>
                   <w:szCs w:val="20"/>
-                  <w:lang w:val="en-US"/>
                 </w:rPr>
-                <w:t>https</w:t>
-              </w:r>
-              <w:r>
-                <w:rPr>
-                  <w:rStyle w:val="a4"/>
-                  <w:rFonts w:ascii="Arial" w:hAnsi="Arial" w:cs="Arial"/>
-                  <w:sz w:val="20"/>
-                  <w:szCs w:val="20"/>
-                </w:rPr>
-                <w:t>://</w:t>
-              </w:r>
-              <w:r>
-                <w:rPr>
-                  <w:rStyle w:val="a4"/>
-                  <w:rFonts w:ascii="Arial" w:hAnsi="Arial" w:cs="Arial"/>
-                  <w:sz w:val="20"/>
-                  <w:szCs w:val="20"/>
-                  <w:lang w:val="en-US"/>
-                </w:rPr>
-                <w:t>www</w:t>
-              </w:r>
-              <w:r>
-                <w:rPr>
-                  <w:rStyle w:val="a4"/>
-                  <w:rFonts w:ascii="Arial" w:hAnsi="Arial" w:cs="Arial"/>
-                  <w:sz w:val="20"/>
-                  <w:szCs w:val="20"/>
-                </w:rPr>
-                <w:t>.</w:t>
-              </w:r>
-              <w:r>
-                <w:rPr>
-                  <w:rStyle w:val="a4"/>
-                  <w:rFonts w:ascii="Arial" w:hAnsi="Arial" w:cs="Arial"/>
-                  <w:sz w:val="20"/>
-                  <w:szCs w:val="20"/>
-                  <w:lang w:val="en-US"/>
-                </w:rPr>
-                <w:t>linkedin</w:t>
-              </w:r>
-              <w:r>
-                <w:rPr>
-                  <w:rStyle w:val="a4"/>
-                  <w:rFonts w:ascii="Arial" w:hAnsi="Arial" w:cs="Arial"/>
-                  <w:sz w:val="20"/>
-                  <w:szCs w:val="20"/>
-                </w:rPr>
-                <w:t>.</w:t>
-              </w:r>
-              <w:r>
-                <w:rPr>
-                  <w:rStyle w:val="a4"/>
-                  <w:rFonts w:ascii="Arial" w:hAnsi="Arial" w:cs="Arial"/>
-                  <w:sz w:val="20"/>
-                  <w:szCs w:val="20"/>
-                  <w:lang w:val="en-US"/>
-                </w:rPr>
-                <w:t>com</w:t>
-              </w:r>
-              <w:r>
-                <w:rPr>
-                  <w:rStyle w:val="a4"/>
-                  <w:rFonts w:ascii="Arial" w:hAnsi="Arial" w:cs="Arial"/>
-                  <w:sz w:val="20"/>
-                  <w:szCs w:val="20"/>
-                </w:rPr>
-                <w:t>/</w:t>
-              </w:r>
-              <w:r>
-                <w:rPr>
-                  <w:rStyle w:val="a4"/>
-                  <w:rFonts w:ascii="Arial" w:hAnsi="Arial" w:cs="Arial"/>
-                  <w:sz w:val="20"/>
-                  <w:szCs w:val="20"/>
-                  <w:lang w:val="en-US"/>
-                </w:rPr>
-                <w:t>in</w:t>
-              </w:r>
-              <w:r>
-                <w:rPr>
-                  <w:rStyle w:val="a4"/>
-                  <w:rFonts w:ascii="Arial" w:hAnsi="Arial" w:cs="Arial"/>
-                  <w:sz w:val="20"/>
-                  <w:szCs w:val="20"/>
-                </w:rPr>
-                <w:t>/</w:t>
-              </w:r>
-              <w:r>
-                <w:rPr>
-                  <w:rStyle w:val="a4"/>
-                  <w:rFonts w:ascii="Arial" w:hAnsi="Arial" w:cs="Arial"/>
-                  <w:sz w:val="20"/>
-                  <w:szCs w:val="20"/>
-                  <w:lang w:val="en-US"/>
-                </w:rPr>
-                <w:t>arseny</w:t>
-              </w:r>
-              <w:r>
-                <w:rPr>
-                  <w:rStyle w:val="a4"/>
-                  <w:rFonts w:ascii="Arial" w:hAnsi="Arial" w:cs="Arial"/>
-                  <w:sz w:val="20"/>
-                  <w:szCs w:val="20"/>
-                </w:rPr>
-                <w:t>-</w:t>
-              </w:r>
-              <w:r>
-                <w:rPr>
-                  <w:rStyle w:val="a4"/>
-                  <w:rFonts w:ascii="Arial" w:hAnsi="Arial" w:cs="Arial"/>
-                  <w:sz w:val="20"/>
-                  <w:szCs w:val="20"/>
-                  <w:lang w:val="en-US"/>
-                </w:rPr>
-                <w:t>eliseev</w:t>
-              </w:r>
-              <w:r>
-                <w:rPr>
-                  <w:rStyle w:val="a4"/>
-                  <w:rFonts w:ascii="Arial" w:hAnsi="Arial" w:cs="Arial"/>
-                  <w:sz w:val="20"/>
-                  <w:szCs w:val="20"/>
-                </w:rPr>
-                <w:t>-5842</w:t>
-              </w:r>
-              <w:r>
-                <w:rPr>
-                  <w:rStyle w:val="a4"/>
-                  <w:rFonts w:ascii="Arial" w:hAnsi="Arial" w:cs="Arial"/>
-                  <w:sz w:val="20"/>
-                  <w:szCs w:val="20"/>
-                  <w:lang w:val="en-US"/>
-                </w:rPr>
-                <w:t>b</w:t>
-              </w:r>
-              <w:r>
-                <w:rPr>
-                  <w:rStyle w:val="a4"/>
-                  <w:rFonts w:ascii="Arial" w:hAnsi="Arial" w:cs="Arial"/>
-                  <w:sz w:val="20"/>
-                  <w:szCs w:val="20"/>
-                </w:rPr>
-                <w:t>6260</w:t>
+                <w:t>https://www.linkedin.com/in/arseny-eliseev</w:t>
               </w:r>
             </w:hyperlink>
             <w:r>
@@ -1283,7 +1140,6 @@
                 <w:rFonts w:ascii="Arial" w:hAnsi="Arial" w:cs="Arial"/>
                 <w:sz w:val="24"/>
                 <w:szCs w:val="24"/>
-                <w:lang w:val="es-ES"/>
               </w:rPr>
             </w:pPr>
             <w:r>
@@ -1292,7 +1148,16 @@
                 <w:sz w:val="24"/>
                 <w:szCs w:val="24"/>
               </w:rPr>
-              <w:t>Data engineer</w:t>
+              <w:t>D</w:t>
+            </w:r>
+            <w:r>
+              <w:rPr>
+                <w:rFonts w:ascii="Arial" w:hAnsi="Arial" w:cs="Arial"/>
+                <w:sz w:val="24"/>
+                <w:szCs w:val="24"/>
+                <w:lang w:val="es-ES"/>
+              </w:rPr>
+              <w:t>eveloper</w:t>
             </w:r>
           </w:p>
         </w:tc>
@@ -6464,6 +6329,16 @@
       <w:contextualSpacing/>
     </w:pPr>
   </w:style>
+  <w:style w:type="character" w:customStyle="1" w:styleId="vanity-namedomain">
+    <w:name w:val="vanity-name__domain"/>
+    <w:basedOn w:val="a0"/>
+    <w:rsid w:val="0070552C"/>
+  </w:style>
+  <w:style w:type="character" w:customStyle="1" w:styleId="break-words">
+    <w:name w:val="break-words"/>
+    <w:basedOn w:val="a0"/>
+    <w:rsid w:val="0070552C"/>
+  </w:style>
 </w:styles>
 </file>
 

--- a/ELISEEV_CV_ENG.docx
+++ b/ELISEEV_CV_ENG.docx
@@ -151,6 +151,7 @@
                 <w:szCs w:val="48"/>
               </w:rPr>
             </w:pPr>
+            <w:proofErr w:type="spellStart"/>
             <w:r>
               <w:rPr>
                 <w:rFonts w:ascii="Arial" w:hAnsi="Arial" w:cs="Arial"/>
@@ -159,8 +160,31 @@
                 <w:sz w:val="48"/>
                 <w:szCs w:val="48"/>
               </w:rPr>
-              <w:t>Arseny Eliseev</w:t>
-            </w:r>
+              <w:t>Arseny</w:t>
+            </w:r>
+            <w:proofErr w:type="spellEnd"/>
+            <w:r>
+              <w:rPr>
+                <w:rFonts w:ascii="Arial" w:hAnsi="Arial" w:cs="Arial"/>
+                <w:b/>
+                <w:bCs/>
+                <w:sz w:val="48"/>
+                <w:szCs w:val="48"/>
+              </w:rPr>
+              <w:t xml:space="preserve"> </w:t>
+            </w:r>
+            <w:proofErr w:type="spellStart"/>
+            <w:r>
+              <w:rPr>
+                <w:rFonts w:ascii="Arial" w:hAnsi="Arial" w:cs="Arial"/>
+                <w:b/>
+                <w:bCs/>
+                <w:sz w:val="48"/>
+                <w:szCs w:val="48"/>
+              </w:rPr>
+              <w:t>Eliseev</w:t>
+            </w:r>
+            <w:proofErr w:type="spellEnd"/>
           </w:p>
         </w:tc>
       </w:tr>
@@ -729,6 +753,7 @@
                 <w:lang w:eastAsia="ru-RU"/>
               </w:rPr>
             </w:pPr>
+            <w:proofErr w:type="spellStart"/>
             <w:r>
               <w:rPr>
                 <w:rFonts w:ascii="Arial" w:eastAsia="Arial" w:hAnsi="Arial" w:cs="Arial"/>
@@ -739,7 +764,46 @@
                 <w:szCs w:val="24"/>
                 <w:lang w:eastAsia="ru-RU"/>
               </w:rPr>
-              <w:t xml:space="preserve">Working experience </w:t>
+              <w:t>Working</w:t>
+            </w:r>
+            <w:proofErr w:type="spellEnd"/>
+            <w:r>
+              <w:rPr>
+                <w:rFonts w:ascii="Arial" w:eastAsia="Arial" w:hAnsi="Arial" w:cs="Arial"/>
+                <w:b/>
+                <w:bCs/>
+                <w:color w:val="A6A6A6" w:themeColor="background1" w:themeShade="A6"/>
+                <w:sz w:val="24"/>
+                <w:szCs w:val="24"/>
+                <w:lang w:eastAsia="ru-RU"/>
+              </w:rPr>
+              <w:t xml:space="preserve"> </w:t>
+            </w:r>
+            <w:proofErr w:type="spellStart"/>
+            <w:r>
+              <w:rPr>
+                <w:rFonts w:ascii="Arial" w:eastAsia="Arial" w:hAnsi="Arial" w:cs="Arial"/>
+                <w:b/>
+                <w:bCs/>
+                <w:color w:val="A6A6A6" w:themeColor="background1" w:themeShade="A6"/>
+                <w:sz w:val="24"/>
+                <w:szCs w:val="24"/>
+                <w:lang w:eastAsia="ru-RU"/>
+              </w:rPr>
+              <w:t>experience</w:t>
+            </w:r>
+            <w:proofErr w:type="spellEnd"/>
+            <w:r>
+              <w:rPr>
+                <w:rFonts w:ascii="Arial" w:eastAsia="Arial" w:hAnsi="Arial" w:cs="Arial"/>
+                <w:b/>
+                <w:bCs/>
+                <w:color w:val="A6A6A6" w:themeColor="background1" w:themeShade="A6"/>
+                <w:sz w:val="24"/>
+                <w:szCs w:val="24"/>
+                <w:lang w:eastAsia="ru-RU"/>
+              </w:rPr>
+              <w:t xml:space="preserve"> </w:t>
             </w:r>
             <w:r>
               <w:rPr>
@@ -1027,6 +1091,7 @@
               </w:rPr>
               <w:t xml:space="preserve"> «</w:t>
             </w:r>
+            <w:proofErr w:type="spellStart"/>
             <w:r>
               <w:rPr>
                 <w:rFonts w:ascii="Arial" w:eastAsia="Arial" w:hAnsi="Arial" w:cs="Arial"/>
@@ -1036,8 +1101,33 @@
                 <w:szCs w:val="24"/>
                 <w:lang w:val="en-US"/>
               </w:rPr>
-              <w:t>Rosseti Cyphra</w:t>
-            </w:r>
+              <w:t>Rosseti</w:t>
+            </w:r>
+            <w:proofErr w:type="spellEnd"/>
+            <w:r>
+              <w:rPr>
+                <w:rFonts w:ascii="Arial" w:eastAsia="Arial" w:hAnsi="Arial" w:cs="Arial"/>
+                <w:b/>
+                <w:bCs/>
+                <w:sz w:val="24"/>
+                <w:szCs w:val="24"/>
+                <w:lang w:val="en-US"/>
+              </w:rPr>
+              <w:t xml:space="preserve"> </w:t>
+            </w:r>
+            <w:proofErr w:type="spellStart"/>
+            <w:r>
+              <w:rPr>
+                <w:rFonts w:ascii="Arial" w:eastAsia="Arial" w:hAnsi="Arial" w:cs="Arial"/>
+                <w:b/>
+                <w:bCs/>
+                <w:sz w:val="24"/>
+                <w:szCs w:val="24"/>
+                <w:lang w:val="en-US"/>
+              </w:rPr>
+              <w:t>Cyphra</w:t>
+            </w:r>
+            <w:proofErr w:type="spellEnd"/>
             <w:r>
               <w:rPr>
                 <w:rFonts w:ascii="Arial" w:eastAsia="Arial" w:hAnsi="Arial" w:cs="Arial"/>
@@ -1939,8 +2029,18 @@
                 <w:sz w:val="24"/>
                 <w:szCs w:val="24"/>
               </w:rPr>
-              <w:t>Data engineer</w:t>
-            </w:r>
+              <w:t xml:space="preserve">Data </w:t>
+            </w:r>
+            <w:proofErr w:type="spellStart"/>
+            <w:r>
+              <w:rPr>
+                <w:rFonts w:ascii="Arial" w:hAnsi="Arial" w:cs="Arial"/>
+                <w:sz w:val="24"/>
+                <w:szCs w:val="24"/>
+              </w:rPr>
+              <w:t>engineer</w:t>
+            </w:r>
+            <w:proofErr w:type="spellEnd"/>
           </w:p>
         </w:tc>
       </w:tr>
@@ -2101,7 +2201,27 @@
                 <w:szCs w:val="18"/>
                 <w:lang w:val="en-US"/>
               </w:rPr>
-              <w:t>Developing data parsers for web resources and xml-files with Python and R (xml.etree, requests);</w:t>
+              <w:t>Developing data parsers for web resources and xml-files with Python and R (</w:t>
+            </w:r>
+            <w:proofErr w:type="spellStart"/>
+            <w:r>
+              <w:rPr>
+                <w:rFonts w:ascii="Arial" w:hAnsi="Arial" w:cs="Arial"/>
+                <w:sz w:val="18"/>
+                <w:szCs w:val="18"/>
+                <w:lang w:val="en-US"/>
+              </w:rPr>
+              <w:t>xml.etree</w:t>
+            </w:r>
+            <w:proofErr w:type="spellEnd"/>
+            <w:r>
+              <w:rPr>
+                <w:rFonts w:ascii="Arial" w:hAnsi="Arial" w:cs="Arial"/>
+                <w:sz w:val="18"/>
+                <w:szCs w:val="18"/>
+                <w:lang w:val="en-US"/>
+              </w:rPr>
+              <w:t>, requests);</w:t>
             </w:r>
           </w:p>
         </w:tc>
@@ -2194,7 +2314,67 @@
                 <w:szCs w:val="18"/>
                 <w:lang w:val="en-US"/>
               </w:rPr>
-              <w:t>Developing map services based on statistical data with geographical binding with Python (ipywidgets, osmnx, geopandas, h3, folium, shapely).</w:t>
+              <w:t>Developing map services based on statistical data with geographical binding with Python (</w:t>
+            </w:r>
+            <w:proofErr w:type="spellStart"/>
+            <w:r>
+              <w:rPr>
+                <w:rFonts w:ascii="Arial" w:hAnsi="Arial" w:cs="Arial"/>
+                <w:sz w:val="18"/>
+                <w:szCs w:val="18"/>
+                <w:lang w:val="en-US"/>
+              </w:rPr>
+              <w:t>ipywidgets</w:t>
+            </w:r>
+            <w:proofErr w:type="spellEnd"/>
+            <w:r>
+              <w:rPr>
+                <w:rFonts w:ascii="Arial" w:hAnsi="Arial" w:cs="Arial"/>
+                <w:sz w:val="18"/>
+                <w:szCs w:val="18"/>
+                <w:lang w:val="en-US"/>
+              </w:rPr>
+              <w:t xml:space="preserve">, </w:t>
+            </w:r>
+            <w:proofErr w:type="spellStart"/>
+            <w:r>
+              <w:rPr>
+                <w:rFonts w:ascii="Arial" w:hAnsi="Arial" w:cs="Arial"/>
+                <w:sz w:val="18"/>
+                <w:szCs w:val="18"/>
+                <w:lang w:val="en-US"/>
+              </w:rPr>
+              <w:t>osmnx</w:t>
+            </w:r>
+            <w:proofErr w:type="spellEnd"/>
+            <w:r>
+              <w:rPr>
+                <w:rFonts w:ascii="Arial" w:hAnsi="Arial" w:cs="Arial"/>
+                <w:sz w:val="18"/>
+                <w:szCs w:val="18"/>
+                <w:lang w:val="en-US"/>
+              </w:rPr>
+              <w:t xml:space="preserve">, </w:t>
+            </w:r>
+            <w:proofErr w:type="spellStart"/>
+            <w:r>
+              <w:rPr>
+                <w:rFonts w:ascii="Arial" w:hAnsi="Arial" w:cs="Arial"/>
+                <w:sz w:val="18"/>
+                <w:szCs w:val="18"/>
+                <w:lang w:val="en-US"/>
+              </w:rPr>
+              <w:t>geopandas</w:t>
+            </w:r>
+            <w:proofErr w:type="spellEnd"/>
+            <w:r>
+              <w:rPr>
+                <w:rFonts w:ascii="Arial" w:hAnsi="Arial" w:cs="Arial"/>
+                <w:sz w:val="18"/>
+                <w:szCs w:val="18"/>
+                <w:lang w:val="en-US"/>
+              </w:rPr>
+              <w:t>, h3, folium, shapely).</w:t>
             </w:r>
           </w:p>
         </w:tc>
@@ -2603,8 +2783,54 @@
                 <w:sz w:val="24"/>
                 <w:szCs w:val="24"/>
               </w:rPr>
-              <w:t>Stock and demand planner</w:t>
-            </w:r>
+              <w:t xml:space="preserve">Stock </w:t>
+            </w:r>
+            <w:proofErr w:type="spellStart"/>
+            <w:r>
+              <w:rPr>
+                <w:rFonts w:ascii="Arial" w:hAnsi="Arial" w:cs="Arial"/>
+                <w:sz w:val="24"/>
+                <w:szCs w:val="24"/>
+              </w:rPr>
+              <w:t>and</w:t>
+            </w:r>
+            <w:proofErr w:type="spellEnd"/>
+            <w:r>
+              <w:rPr>
+                <w:rFonts w:ascii="Arial" w:hAnsi="Arial" w:cs="Arial"/>
+                <w:sz w:val="24"/>
+                <w:szCs w:val="24"/>
+              </w:rPr>
+              <w:t xml:space="preserve"> </w:t>
+            </w:r>
+            <w:proofErr w:type="spellStart"/>
+            <w:r>
+              <w:rPr>
+                <w:rFonts w:ascii="Arial" w:hAnsi="Arial" w:cs="Arial"/>
+                <w:sz w:val="24"/>
+                <w:szCs w:val="24"/>
+              </w:rPr>
+              <w:t>demand</w:t>
+            </w:r>
+            <w:proofErr w:type="spellEnd"/>
+            <w:r>
+              <w:rPr>
+                <w:rFonts w:ascii="Arial" w:hAnsi="Arial" w:cs="Arial"/>
+                <w:sz w:val="24"/>
+                <w:szCs w:val="24"/>
+              </w:rPr>
+              <w:t xml:space="preserve"> </w:t>
+            </w:r>
+            <w:proofErr w:type="spellStart"/>
+            <w:r>
+              <w:rPr>
+                <w:rFonts w:ascii="Arial" w:hAnsi="Arial" w:cs="Arial"/>
+                <w:sz w:val="24"/>
+                <w:szCs w:val="24"/>
+              </w:rPr>
+              <w:t>planner</w:t>
+            </w:r>
+            <w:proofErr w:type="spellEnd"/>
           </w:p>
         </w:tc>
       </w:tr>
@@ -3235,8 +3461,18 @@
                 <w:sz w:val="24"/>
                 <w:szCs w:val="24"/>
               </w:rPr>
-              <w:t>Logistics intern</w:t>
-            </w:r>
+              <w:t xml:space="preserve">Logistics </w:t>
+            </w:r>
+            <w:proofErr w:type="spellStart"/>
+            <w:r>
+              <w:rPr>
+                <w:rFonts w:ascii="Arial" w:hAnsi="Arial" w:cs="Arial"/>
+                <w:sz w:val="24"/>
+                <w:szCs w:val="24"/>
+              </w:rPr>
+              <w:t>intern</w:t>
+            </w:r>
+            <w:proofErr w:type="spellEnd"/>
           </w:p>
         </w:tc>
       </w:tr>
@@ -4986,29 +5222,38 @@
               </w:rPr>
               <w:t xml:space="preserve"> </w:t>
             </w:r>
-            <w:hyperlink r:id="rId14">
+            <w:hyperlink r:id="rId14" w:history="1">
               <w:r>
                 <w:rPr>
+                  <w:rStyle w:val="a4"/>
                   <w:rFonts w:ascii="Arial" w:eastAsia="Arial" w:hAnsi="Arial" w:cs="Arial"/>
-                  <w:color w:val="0563C1"/>
                   <w:sz w:val="18"/>
                   <w:szCs w:val="18"/>
-                  <w:u w:val="single"/>
                   <w:lang w:val="en-US"/>
                 </w:rPr>
-                <w:t>https://github.com/yelis-alt/research/tree/main/demand_planning_system</w:t>
+                <w:t>https://www.hse.ru/edu/vkr/472929960</w:t>
               </w:r>
             </w:hyperlink>
             <w:r>
               <w:rPr>
                 <w:rFonts w:ascii="Arial" w:eastAsia="Arial" w:hAnsi="Arial" w:cs="Arial"/>
+                <w:color w:val="A6A6A6" w:themeColor="background1" w:themeShade="A6"/>
+                <w:sz w:val="18"/>
+                <w:szCs w:val="18"/>
+                <w:lang w:val="en-US"/>
+              </w:rPr>
+              <w:t xml:space="preserve"> </w:t>
+            </w:r>
+            <w:r>
+              <w:rPr>
+                <w:rFonts w:ascii="Arial" w:eastAsia="Arial" w:hAnsi="Arial" w:cs="Arial"/>
                 <w:color w:val="0563C1"/>
                 <w:sz w:val="18"/>
                 <w:szCs w:val="18"/>
                 <w:u w:val="single"/>
                 <w:lang w:val="en-US"/>
               </w:rPr>
-              <w:t xml:space="preserve">         </w:t>
+              <w:t xml:space="preserve">      </w:t>
             </w:r>
           </w:p>
         </w:tc>
